--- a/sql/SQL practical interview questions.docx
+++ b/sql/SQL practical interview questions.docx
@@ -382,7 +382,17 @@
         </w:numPr>
       </w:pPr>
       <w:r>
-        <w:t>Find employees whose salary increased compared with the previous employee.</w:t>
+        <w:t xml:space="preserve">Find only those employees whose salary </w:t>
+      </w:r>
+      <w:r>
+        <w:rPr>
+          <w:b/>
+          <w:bCs/>
+        </w:rPr>
+        <w:t>increased compared with the previous employee in the same department</w:t>
+      </w:r>
+      <w:r>
+        <w:t>.</w:t>
       </w:r>
     </w:p>
     <w:p>
@@ -393,7 +403,10 @@
         </w:numPr>
       </w:pPr>
       <w:r>
-        <w:t>Find employees whose salary decreased compared with the previous employee.</w:t>
+        <w:t>Find employees whose salary decreased compared with the previous employee</w:t>
+      </w:r>
+      <w:r>
+        <w:t xml:space="preserve"> in the same department.</w:t>
       </w:r>
     </w:p>
     <w:p>
@@ -566,6 +579,7 @@
           <w:b/>
           <w:bCs/>
         </w:rPr>
+        <w:lastRenderedPageBreak/>
         <w:t>Level 5 — Strong fresher interview questions</w:t>
       </w:r>
     </w:p>
@@ -598,7 +612,6 @@
         </w:numPr>
       </w:pPr>
       <w:r>
-        <w:lastRenderedPageBreak/>
         <w:t>Explain and demonstrate the difference between ROW_NUMBER(), RANK(), and DENSE_RANK() using the same data.</w:t>
       </w:r>
     </w:p>
@@ -779,131 +792,132 @@
     </w:p>
     <w:p>
       <w:r>
+        <w:lastRenderedPageBreak/>
         <w:t>VALUES</w:t>
       </w:r>
     </w:p>
     <w:p/>
     <w:p>
       <w:r>
+        <w:t>(101, 'Mohan',    'Admin',   4000, '2024-01-10'),</w:t>
+      </w:r>
+    </w:p>
+    <w:p>
+      <w:r>
+        <w:t>(102, 'Sneha',    'Admin',   4500, '2024-02-15'),</w:t>
+      </w:r>
+    </w:p>
+    <w:p>
+      <w:r>
+        <w:t>(103, 'Neha',     'Admin',   4200, '2024-03-20'),</w:t>
+      </w:r>
+    </w:p>
+    <w:p>
+      <w:r>
+        <w:t>(104, 'Meera',    'Admin',   4200, '2024-04-10'),</w:t>
+      </w:r>
+    </w:p>
+    <w:p>
+      <w:r>
+        <w:t>(105, 'Deepak',   'Admin',   3800, '2024-05-05'),</w:t>
+      </w:r>
+    </w:p>
+    <w:p/>
+    <w:p>
+      <w:r>
+        <w:t>(106, 'Rajkumar', 'HR',      3000, '2024-01-12'),</w:t>
+      </w:r>
+    </w:p>
+    <w:p>
+      <w:r>
+        <w:t>(107, 'Rohit',    'HR',      3000, '2024-02-18'),</w:t>
+      </w:r>
+    </w:p>
+    <w:p>
+      <w:r>
+        <w:t>(108, 'Preet',    'HR',      7000, '2024-03-01'),</w:t>
+      </w:r>
+    </w:p>
+    <w:p>
+      <w:r>
+        <w:t>(109, 'Arjun',    'HR',      5000, '2024-04-21'),</w:t>
+      </w:r>
+    </w:p>
+    <w:p>
+      <w:r>
+        <w:t>(110, 'Vijay',    'HR',      5000, '2024-05-30'),</w:t>
+      </w:r>
+    </w:p>
+    <w:p/>
+    <w:p>
+      <w:r>
+        <w:t>(111, 'Akbar',    'IT',      4000, '2024-01-05'),</w:t>
+      </w:r>
+    </w:p>
+    <w:p>
+      <w:r>
+        <w:t>(112, 'Vikram',   'IT',      6000, '2024-02-14'),</w:t>
+      </w:r>
+    </w:p>
+    <w:p>
+      <w:r>
+        <w:t>(113, 'Kiran',    'IT',      6000, '2024-03-11'),</w:t>
+      </w:r>
+    </w:p>
+    <w:p>
+      <w:r>
+        <w:t>(114, 'Ravi',     'IT',      5000, '2024-04-16'),</w:t>
+      </w:r>
+    </w:p>
+    <w:p>
+      <w:r>
+        <w:t>(115, 'Pooja',    'IT',      4500, '2024-05-12'),</w:t>
+      </w:r>
+    </w:p>
+    <w:p/>
+    <w:p>
+      <w:r>
+        <w:t>(116, 'Dorvin',   'Finance', 6500, '2024-01-07'),</w:t>
+      </w:r>
+    </w:p>
+    <w:p>
+      <w:r>
+        <w:t>(117, 'Rajesh',   'Finance', 5000, '2024-02-11'),</w:t>
+      </w:r>
+    </w:p>
+    <w:p>
+      <w:r>
+        <w:t>(118, 'Priya',    'Finance', 6200, '2024-03-17'),</w:t>
+      </w:r>
+    </w:p>
+    <w:p>
+      <w:r>
+        <w:t>(119, 'Hari',     'Finance', 6200, '2024-04-19'),</w:t>
+      </w:r>
+    </w:p>
+    <w:p>
+      <w:r>
+        <w:t>(120, 'Shalini',  'Finance', 5800, '2024-05-25');</w:t>
+      </w:r>
+    </w:p>
+    <w:p>
+      <w:r>
+        <w:t>Check it:</w:t>
+      </w:r>
+    </w:p>
+    <w:p>
+      <w:r>
+        <w:t>SELECT *</w:t>
+      </w:r>
+    </w:p>
+    <w:p>
+      <w:r>
+        <w:t>FROM employees_wf</w:t>
+      </w:r>
+    </w:p>
+    <w:p>
+      <w:r>
         <w:lastRenderedPageBreak/>
-        <w:t>(101, 'Mohan',    'Admin',   4000, '2024-01-10'),</w:t>
-      </w:r>
-    </w:p>
-    <w:p>
-      <w:r>
-        <w:t>(102, 'Sneha',    'Admin',   4500, '2024-02-15'),</w:t>
-      </w:r>
-    </w:p>
-    <w:p>
-      <w:r>
-        <w:t>(103, 'Neha',     'Admin',   4200, '2024-03-20'),</w:t>
-      </w:r>
-    </w:p>
-    <w:p>
-      <w:r>
-        <w:t>(104, 'Meera',    'Admin',   4200, '2024-04-10'),</w:t>
-      </w:r>
-    </w:p>
-    <w:p>
-      <w:r>
-        <w:t>(105, 'Deepak',   'Admin',   3800, '2024-05-05'),</w:t>
-      </w:r>
-    </w:p>
-    <w:p/>
-    <w:p>
-      <w:r>
-        <w:t>(106, 'Rajkumar', 'HR',      3000, '2024-01-12'),</w:t>
-      </w:r>
-    </w:p>
-    <w:p>
-      <w:r>
-        <w:t>(107, 'Rohit',    'HR',      3000, '2024-02-18'),</w:t>
-      </w:r>
-    </w:p>
-    <w:p>
-      <w:r>
-        <w:t>(108, 'Preet',    'HR',      7000, '2024-03-01'),</w:t>
-      </w:r>
-    </w:p>
-    <w:p>
-      <w:r>
-        <w:t>(109, 'Arjun',    'HR',      5000, '2024-04-21'),</w:t>
-      </w:r>
-    </w:p>
-    <w:p>
-      <w:r>
-        <w:t>(110, 'Vijay',    'HR',      5000, '2024-05-30'),</w:t>
-      </w:r>
-    </w:p>
-    <w:p/>
-    <w:p>
-      <w:r>
-        <w:t>(111, 'Akbar',    'IT',      4000, '2024-01-05'),</w:t>
-      </w:r>
-    </w:p>
-    <w:p>
-      <w:r>
-        <w:t>(112, 'Vikram',   'IT',      6000, '2024-02-14'),</w:t>
-      </w:r>
-    </w:p>
-    <w:p>
-      <w:r>
-        <w:t>(113, 'Kiran',    'IT',      6000, '2024-03-11'),</w:t>
-      </w:r>
-    </w:p>
-    <w:p>
-      <w:r>
-        <w:t>(114, 'Ravi',     'IT',      5000, '2024-04-16'),</w:t>
-      </w:r>
-    </w:p>
-    <w:p>
-      <w:r>
-        <w:t>(115, 'Pooja',    'IT',      4500, '2024-05-12'),</w:t>
-      </w:r>
-    </w:p>
-    <w:p/>
-    <w:p>
-      <w:r>
-        <w:t>(116, 'Dorvin',   'Finance', 6500, '2024-01-07'),</w:t>
-      </w:r>
-    </w:p>
-    <w:p>
-      <w:r>
-        <w:t>(117, 'Rajesh',   'Finance', 5000, '2024-02-11'),</w:t>
-      </w:r>
-    </w:p>
-    <w:p>
-      <w:r>
-        <w:t>(118, 'Priya',    'Finance', 6200, '2024-03-17'),</w:t>
-      </w:r>
-    </w:p>
-    <w:p>
-      <w:r>
-        <w:t>(119, 'Hari',     'Finance', 6200, '2024-04-19'),</w:t>
-      </w:r>
-    </w:p>
-    <w:p>
-      <w:r>
-        <w:t>(120, 'Shalini',  'Finance', 5800, '2024-05-25');</w:t>
-      </w:r>
-    </w:p>
-    <w:p>
-      <w:r>
-        <w:t>Check it:</w:t>
-      </w:r>
-    </w:p>
-    <w:p>
-      <w:r>
-        <w:t>SELECT *</w:t>
-      </w:r>
-    </w:p>
-    <w:p>
-      <w:r>
-        <w:t>FROM employees_wf</w:t>
-      </w:r>
-    </w:p>
-    <w:p>
-      <w:r>
         <w:t>ORDER BY dept_name, salary DESC;</w:t>
       </w:r>
     </w:p>
@@ -924,125 +938,125 @@
     </w:p>
     <w:p>
       <w:r>
+        <w:t>There are intentional salary ties:</w:t>
+      </w:r>
+    </w:p>
+    <w:p>
+      <w:r>
+        <w:t>Admin</w:t>
+      </w:r>
+    </w:p>
+    <w:p>
+      <w:r>
+        <w:t>4200</w:t>
+      </w:r>
+    </w:p>
+    <w:p>
+      <w:r>
+        <w:t>4200</w:t>
+      </w:r>
+    </w:p>
+    <w:p/>
+    <w:p>
+      <w:r>
+        <w:t>HR</w:t>
+      </w:r>
+    </w:p>
+    <w:p>
+      <w:r>
+        <w:t>3000</w:t>
+      </w:r>
+    </w:p>
+    <w:p>
+      <w:r>
+        <w:t>3000</w:t>
+      </w:r>
+    </w:p>
+    <w:p>
+      <w:r>
+        <w:t>5000</w:t>
+      </w:r>
+    </w:p>
+    <w:p>
+      <w:r>
+        <w:t>5000</w:t>
+      </w:r>
+    </w:p>
+    <w:p/>
+    <w:p>
+      <w:r>
+        <w:t>IT</w:t>
+      </w:r>
+    </w:p>
+    <w:p>
+      <w:r>
+        <w:t>6000</w:t>
+      </w:r>
+    </w:p>
+    <w:p>
+      <w:r>
+        <w:t>6000</w:t>
+      </w:r>
+    </w:p>
+    <w:p/>
+    <w:p>
+      <w:r>
+        <w:t>Finance</w:t>
+      </w:r>
+    </w:p>
+    <w:p>
+      <w:r>
+        <w:t>6200</w:t>
+      </w:r>
+    </w:p>
+    <w:p>
+      <w:r>
+        <w:t>6200</w:t>
+      </w:r>
+    </w:p>
+    <w:p>
+      <w:r>
+        <w:t>So when you practice:</w:t>
+      </w:r>
+    </w:p>
+    <w:p>
+      <w:r>
+        <w:t>ROW_NUMBER()</w:t>
+      </w:r>
+    </w:p>
+    <w:p>
+      <w:r>
+        <w:t>RANK()</w:t>
+      </w:r>
+    </w:p>
+    <w:p>
+      <w:r>
+        <w:t>DENSE_RANK()</w:t>
+      </w:r>
+    </w:p>
+    <w:p>
+      <w:r>
+        <w:t>you'll clearly see the difference.</w:t>
+      </w:r>
+    </w:p>
+    <w:p>
+      <w:r>
+        <w:t>I've also included joining_date, so later we can ask:</w:t>
+      </w:r>
+    </w:p>
+    <w:p>
+      <w:r>
+        <w:t>Find the first employee who joined each department.</w:t>
+      </w:r>
+    </w:p>
+    <w:p>
+      <w:r>
+        <w:t>or:</w:t>
+      </w:r>
+    </w:p>
+    <w:p>
+      <w:r>
         <w:lastRenderedPageBreak/>
-        <w:t>There are intentional salary ties:</w:t>
-      </w:r>
-    </w:p>
-    <w:p>
-      <w:r>
-        <w:t>Admin</w:t>
-      </w:r>
-    </w:p>
-    <w:p>
-      <w:r>
-        <w:t>4200</w:t>
-      </w:r>
-    </w:p>
-    <w:p>
-      <w:r>
-        <w:t>4200</w:t>
-      </w:r>
-    </w:p>
-    <w:p/>
-    <w:p>
-      <w:r>
-        <w:t>HR</w:t>
-      </w:r>
-    </w:p>
-    <w:p>
-      <w:r>
-        <w:t>3000</w:t>
-      </w:r>
-    </w:p>
-    <w:p>
-      <w:r>
-        <w:t>3000</w:t>
-      </w:r>
-    </w:p>
-    <w:p>
-      <w:r>
-        <w:t>5000</w:t>
-      </w:r>
-    </w:p>
-    <w:p>
-      <w:r>
-        <w:t>5000</w:t>
-      </w:r>
-    </w:p>
-    <w:p/>
-    <w:p>
-      <w:r>
-        <w:t>IT</w:t>
-      </w:r>
-    </w:p>
-    <w:p>
-      <w:r>
-        <w:t>6000</w:t>
-      </w:r>
-    </w:p>
-    <w:p>
-      <w:r>
-        <w:t>6000</w:t>
-      </w:r>
-    </w:p>
-    <w:p/>
-    <w:p>
-      <w:r>
-        <w:t>Finance</w:t>
-      </w:r>
-    </w:p>
-    <w:p>
-      <w:r>
-        <w:t>6200</w:t>
-      </w:r>
-    </w:p>
-    <w:p>
-      <w:r>
-        <w:t>6200</w:t>
-      </w:r>
-    </w:p>
-    <w:p>
-      <w:r>
-        <w:t>So when you practice:</w:t>
-      </w:r>
-    </w:p>
-    <w:p>
-      <w:r>
-        <w:t>ROW_NUMBER()</w:t>
-      </w:r>
-    </w:p>
-    <w:p>
-      <w:r>
-        <w:t>RANK()</w:t>
-      </w:r>
-    </w:p>
-    <w:p>
-      <w:r>
-        <w:t>DENSE_RANK()</w:t>
-      </w:r>
-    </w:p>
-    <w:p>
-      <w:r>
-        <w:t>you'll clearly see the difference.</w:t>
-      </w:r>
-    </w:p>
-    <w:p>
-      <w:r>
-        <w:t>I've also included joining_date, so later we can ask:</w:t>
-      </w:r>
-    </w:p>
-    <w:p>
-      <w:r>
-        <w:t>Find the first employee who joined each department.</w:t>
-      </w:r>
-    </w:p>
-    <w:p>
-      <w:r>
-        <w:t>or:</w:t>
-      </w:r>
-    </w:p>
-    <w:p>
-      <w:r>
         <w:t>Find the latest two employees who joined each department.</w:t>
       </w:r>
     </w:p>
@@ -1065,250 +1079,250 @@
           <w:b/>
           <w:bCs/>
         </w:rPr>
+        <w:t>Dataset 2 — Sales Window Function Practice</w:t>
+      </w:r>
+    </w:p>
+    <w:p>
+      <w:r>
+        <w:t>Now create:</w:t>
+      </w:r>
+    </w:p>
+    <w:p>
+      <w:r>
+        <w:t>DROP TABLE IF EXISTS sales_wf;</w:t>
+      </w:r>
+    </w:p>
+    <w:p/>
+    <w:p>
+      <w:r>
+        <w:t>CREATE TABLE sales_wf (</w:t>
+      </w:r>
+    </w:p>
+    <w:p>
+      <w:r>
+        <w:t xml:space="preserve">    order_id INT,</w:t>
+      </w:r>
+    </w:p>
+    <w:p>
+      <w:r>
+        <w:t xml:space="preserve">    customer_id INT,</w:t>
+      </w:r>
+    </w:p>
+    <w:p>
+      <w:r>
+        <w:t xml:space="preserve">    customer_name VARCHAR(50),</w:t>
+      </w:r>
+    </w:p>
+    <w:p>
+      <w:r>
+        <w:t xml:space="preserve">    region VARCHAR(30),</w:t>
+      </w:r>
+    </w:p>
+    <w:p>
+      <w:r>
+        <w:t xml:space="preserve">    category VARCHAR(30),</w:t>
+      </w:r>
+    </w:p>
+    <w:p>
+      <w:r>
+        <w:t xml:space="preserve">    product VARCHAR(50),</w:t>
+      </w:r>
+    </w:p>
+    <w:p>
+      <w:r>
+        <w:t xml:space="preserve">    order_date DATE,</w:t>
+      </w:r>
+    </w:p>
+    <w:p>
+      <w:r>
+        <w:t xml:space="preserve">    sales_amount DECIMAL(10,2)</w:t>
+      </w:r>
+    </w:p>
+    <w:p>
+      <w:r>
+        <w:t>);</w:t>
+      </w:r>
+    </w:p>
+    <w:p>
+      <w:r>
+        <w:t>Insert:</w:t>
+      </w:r>
+    </w:p>
+    <w:p>
+      <w:r>
+        <w:t>INSERT INTO sales_wf</w:t>
+      </w:r>
+    </w:p>
+    <w:p>
+      <w:r>
+        <w:t>(order_id, customer_id, customer_name, region,</w:t>
+      </w:r>
+    </w:p>
+    <w:p>
+      <w:r>
+        <w:t xml:space="preserve"> category, product, order_date, sales_amount)</w:t>
+      </w:r>
+    </w:p>
+    <w:p>
+      <w:r>
+        <w:t>VALUES</w:t>
+      </w:r>
+    </w:p>
+    <w:p/>
+    <w:p>
+      <w:r>
+        <w:t>(1001, 201, 'Amit',   'West',  'Electronics', 'Laptop',     '2026-01-03', 55000),</w:t>
+      </w:r>
+    </w:p>
+    <w:p>
+      <w:r>
+        <w:t>(1002, 202, 'Neha',   'North', 'Electronics', 'Mobile',     '2026-01-05', 25000),</w:t>
+      </w:r>
+    </w:p>
+    <w:p>
+      <w:r>
+        <w:t>(1003, 201, 'Amit',   'West',  'Furniture',   'Chair',      '2026-01-10',  6000),</w:t>
+      </w:r>
+    </w:p>
+    <w:p>
+      <w:r>
+        <w:t>(1004, 203, 'Rahul',  'South', 'Electronics', 'Laptop',     '2026-01-12', 60000),</w:t>
+      </w:r>
+    </w:p>
+    <w:p>
+      <w:r>
+        <w:t>(1005, 204, 'Priya',  'West',  'Furniture',   'Table',      '2026-01-15', 12000),</w:t>
+      </w:r>
+    </w:p>
+    <w:p/>
+    <w:p>
+      <w:r>
         <w:lastRenderedPageBreak/>
-        <w:t>Dataset 2 — Sales Window Function Practice</w:t>
-      </w:r>
-    </w:p>
-    <w:p>
-      <w:r>
-        <w:t>Now create:</w:t>
-      </w:r>
-    </w:p>
-    <w:p>
-      <w:r>
-        <w:t>DROP TABLE IF EXISTS sales_wf;</w:t>
+        <w:t>(1006, 202, 'Neha',   'North', 'Furniture',   'Chair',      '2026-01-20',  7000),</w:t>
+      </w:r>
+    </w:p>
+    <w:p>
+      <w:r>
+        <w:t>(1007, 205, 'Karan',  'South', 'Electronics', 'Mobile',     '2026-01-25', 30000),</w:t>
+      </w:r>
+    </w:p>
+    <w:p>
+      <w:r>
+        <w:t>(1008, 206, 'Sneha',  'East',  'Electronics', 'Tablet',     '2026-01-28', 22000),</w:t>
       </w:r>
     </w:p>
     <w:p/>
     <w:p>
       <w:r>
-        <w:t>CREATE TABLE sales_wf (</w:t>
-      </w:r>
-    </w:p>
-    <w:p>
-      <w:r>
-        <w:t xml:space="preserve">    order_id INT,</w:t>
-      </w:r>
-    </w:p>
-    <w:p>
-      <w:r>
-        <w:t xml:space="preserve">    customer_id INT,</w:t>
-      </w:r>
-    </w:p>
-    <w:p>
-      <w:r>
-        <w:t xml:space="preserve">    customer_name VARCHAR(50),</w:t>
-      </w:r>
-    </w:p>
-    <w:p>
-      <w:r>
-        <w:t xml:space="preserve">    region VARCHAR(30),</w:t>
-      </w:r>
-    </w:p>
-    <w:p>
-      <w:r>
-        <w:t xml:space="preserve">    category VARCHAR(30),</w:t>
-      </w:r>
-    </w:p>
-    <w:p>
-      <w:r>
-        <w:t xml:space="preserve">    product VARCHAR(50),</w:t>
-      </w:r>
-    </w:p>
-    <w:p>
-      <w:r>
-        <w:t xml:space="preserve">    order_date DATE,</w:t>
-      </w:r>
-    </w:p>
-    <w:p>
-      <w:r>
-        <w:t xml:space="preserve">    sales_amount DECIMAL(10,2)</w:t>
-      </w:r>
-    </w:p>
-    <w:p>
-      <w:r>
-        <w:t>);</w:t>
-      </w:r>
-    </w:p>
-    <w:p>
-      <w:r>
-        <w:t>Insert:</w:t>
-      </w:r>
-    </w:p>
-    <w:p>
-      <w:r>
-        <w:t>INSERT INTO sales_wf</w:t>
-      </w:r>
-    </w:p>
-    <w:p>
-      <w:r>
-        <w:t>(order_id, customer_id, customer_name, region,</w:t>
-      </w:r>
-    </w:p>
-    <w:p>
-      <w:r>
-        <w:t xml:space="preserve"> category, product, order_date, sales_amount)</w:t>
-      </w:r>
-    </w:p>
-    <w:p>
-      <w:r>
-        <w:t>VALUES</w:t>
+        <w:t>(1009, 201, 'Amit',   'West',  'Electronics', 'Mobile',     '2026-02-03', 28000),</w:t>
+      </w:r>
+    </w:p>
+    <w:p>
+      <w:r>
+        <w:t>(1010, 203, 'Rahul',  'South', 'Furniture',   'Table',      '2026-02-05', 15000),</w:t>
+      </w:r>
+    </w:p>
+    <w:p>
+      <w:r>
+        <w:t>(1011, 204, 'Priya',  'West',  'Electronics', 'Laptop',     '2026-02-10', 58000),</w:t>
+      </w:r>
+    </w:p>
+    <w:p>
+      <w:r>
+        <w:t>(1012, 205, 'Karan',  'South', 'Furniture',   'Chair',      '2026-02-12',  6500),</w:t>
       </w:r>
     </w:p>
     <w:p/>
     <w:p>
       <w:r>
-        <w:t>(1001, 201, 'Amit',   'West',  'Electronics', 'Laptop',     '2026-01-03', 55000),</w:t>
-      </w:r>
-    </w:p>
-    <w:p>
-      <w:r>
-        <w:t>(1002, 202, 'Neha',   'North', 'Electronics', 'Mobile',     '2026-01-05', 25000),</w:t>
-      </w:r>
-    </w:p>
-    <w:p>
-      <w:r>
-        <w:t>(1003, 201, 'Amit',   'West',  'Furniture',   'Chair',      '2026-01-10',  6000),</w:t>
-      </w:r>
-    </w:p>
-    <w:p>
-      <w:r>
-        <w:t>(1004, 203, 'Rahul',  'South', 'Electronics', 'Laptop',     '2026-01-12', 60000),</w:t>
-      </w:r>
-    </w:p>
-    <w:p>
-      <w:r>
-        <w:t>(1005, 204, 'Priya',  'West',  'Furniture',   'Table',      '2026-01-15', 12000),</w:t>
+        <w:t>(1013, 202, 'Neha',   'North', 'Electronics', 'Laptop',     '2026-02-18', 62000),</w:t>
+      </w:r>
+    </w:p>
+    <w:p>
+      <w:r>
+        <w:t>(1014, 206, 'Sneha',  'East',  'Furniture',   'Table',      '2026-02-20', 14000),</w:t>
+      </w:r>
+    </w:p>
+    <w:p>
+      <w:r>
+        <w:t>(1015, 206, 'Sneha',  'East',  'Furniture',   'Table',      '2026-02-20', 14000),</w:t>
       </w:r>
     </w:p>
     <w:p/>
     <w:p>
       <w:r>
-        <w:t>(1006, 202, 'Neha',   'North', 'Furniture',   'Chair',      '2026-01-20',  7000),</w:t>
-      </w:r>
-    </w:p>
-    <w:p>
-      <w:r>
-        <w:t>(1007, 205, 'Karan',  'South', 'Electronics', 'Mobile',     '2026-01-25', 30000),</w:t>
+        <w:t>(1016, 201, 'Amit',   'West',  'Electronics', 'Tablet',     '2026-03-02', 24000),</w:t>
+      </w:r>
+    </w:p>
+    <w:p>
+      <w:r>
+        <w:t>(1017, 203, 'Rahul',  'South', 'Electronics', 'Mobile',     '2026-03-05', 27000),</w:t>
+      </w:r>
+    </w:p>
+    <w:p>
+      <w:r>
+        <w:t>(1018, 204, 'Priya',  'West',  'Furniture',   'Chair',      '2026-03-08',  7500),</w:t>
+      </w:r>
+    </w:p>
+    <w:p>
+      <w:r>
+        <w:t>(1019, 205, 'Karan',  'South', 'Electronics', 'Laptop',     '2026-03-11', 61000),</w:t>
+      </w:r>
+    </w:p>
+    <w:p>
+      <w:r>
+        <w:t>(1020, 202, 'Neha',   'North', 'Electronics', 'Mobile',     '2026-03-15', 26000),</w:t>
+      </w:r>
+    </w:p>
+    <w:p/>
+    <w:p>
+      <w:r>
+        <w:t>(1021, 206, 'Sneha',  'East',  'Electronics', 'Laptop',     '2026-03-18', 59000),</w:t>
+      </w:r>
+    </w:p>
+    <w:p>
+      <w:r>
+        <w:t>(1022, 201, 'Amit',   'West',  'Furniture',   'Table',      '2026-03-20', 13000),</w:t>
+      </w:r>
+    </w:p>
+    <w:p>
+      <w:r>
+        <w:t>(1023, 203, 'Rahul',  'South', 'Furniture',   'Chair',      '2026-03-22',  8000),</w:t>
+      </w:r>
+    </w:p>
+    <w:p>
+      <w:r>
+        <w:t>(1024, 204, 'Priya',  'West',  'Electronics', 'Mobile',     '2026-03-25', 29000);</w:t>
+      </w:r>
+    </w:p>
+    <w:p>
+      <w:r>
+        <w:t>Check:</w:t>
+      </w:r>
+    </w:p>
+    <w:p>
+      <w:r>
+        <w:t>SELECT *</w:t>
+      </w:r>
+    </w:p>
+    <w:p>
+      <w:r>
+        <w:t>FROM sales_wf</w:t>
+      </w:r>
+    </w:p>
+    <w:p>
+      <w:r>
+        <w:t>ORDER BY order_date;</w:t>
+      </w:r>
+    </w:p>
+    <w:p>
+      <w:r>
+        <w:t>Notice these two:</w:t>
       </w:r>
     </w:p>
     <w:p>
       <w:r>
         <w:lastRenderedPageBreak/>
-        <w:t>(1008, 206, 'Sneha',  'East',  'Electronics', 'Tablet',     '2026-01-28', 22000),</w:t>
-      </w:r>
-    </w:p>
-    <w:p/>
-    <w:p>
-      <w:r>
-        <w:t>(1009, 201, 'Amit',   'West',  'Electronics', 'Mobile',     '2026-02-03', 28000),</w:t>
-      </w:r>
-    </w:p>
-    <w:p>
-      <w:r>
-        <w:t>(1010, 203, 'Rahul',  'South', 'Furniture',   'Table',      '2026-02-05', 15000),</w:t>
-      </w:r>
-    </w:p>
-    <w:p>
-      <w:r>
-        <w:t>(1011, 204, 'Priya',  'West',  'Electronics', 'Laptop',     '2026-02-10', 58000),</w:t>
-      </w:r>
-    </w:p>
-    <w:p>
-      <w:r>
-        <w:t>(1012, 205, 'Karan',  'South', 'Furniture',   'Chair',      '2026-02-12',  6500),</w:t>
-      </w:r>
-    </w:p>
-    <w:p/>
-    <w:p>
-      <w:r>
-        <w:t>(1013, 202, 'Neha',   'North', 'Electronics', 'Laptop',     '2026-02-18', 62000),</w:t>
-      </w:r>
-    </w:p>
-    <w:p>
-      <w:r>
-        <w:t>(1014, 206, 'Sneha',  'East',  'Furniture',   'Table',      '2026-02-20', 14000),</w:t>
-      </w:r>
-    </w:p>
-    <w:p>
-      <w:r>
-        <w:t>(1015, 206, 'Sneha',  'East',  'Furniture',   'Table',      '2026-02-20', 14000),</w:t>
-      </w:r>
-    </w:p>
-    <w:p/>
-    <w:p>
-      <w:r>
-        <w:t>(1016, 201, 'Amit',   'West',  'Electronics', 'Tablet',     '2026-03-02', 24000),</w:t>
-      </w:r>
-    </w:p>
-    <w:p>
-      <w:r>
-        <w:t>(1017, 203, 'Rahul',  'South', 'Electronics', 'Mobile',     '2026-03-05', 27000),</w:t>
-      </w:r>
-    </w:p>
-    <w:p>
-      <w:r>
-        <w:t>(1018, 204, 'Priya',  'West',  'Furniture',   'Chair',      '2026-03-08',  7500),</w:t>
-      </w:r>
-    </w:p>
-    <w:p>
-      <w:r>
-        <w:t>(1019, 205, 'Karan',  'South', 'Electronics', 'Laptop',     '2026-03-11', 61000),</w:t>
-      </w:r>
-    </w:p>
-    <w:p>
-      <w:r>
-        <w:t>(1020, 202, 'Neha',   'North', 'Electronics', 'Mobile',     '2026-03-15', 26000),</w:t>
-      </w:r>
-    </w:p>
-    <w:p/>
-    <w:p>
-      <w:r>
-        <w:t>(1021, 206, 'Sneha',  'East',  'Electronics', 'Laptop',     '2026-03-18', 59000),</w:t>
-      </w:r>
-    </w:p>
-    <w:p>
-      <w:r>
-        <w:t>(1022, 201, 'Amit',   'West',  'Furniture',   'Table',      '2026-03-20', 13000),</w:t>
-      </w:r>
-    </w:p>
-    <w:p>
-      <w:r>
-        <w:t>(1023, 203, 'Rahul',  'South', 'Furniture',   'Chair',      '2026-03-22',  8000),</w:t>
-      </w:r>
-    </w:p>
-    <w:p>
-      <w:r>
-        <w:t>(1024, 204, 'Priya',  'West',  'Electronics', 'Mobile',     '2026-03-25', 29000);</w:t>
-      </w:r>
-    </w:p>
-    <w:p>
-      <w:r>
-        <w:t>Check:</w:t>
-      </w:r>
-    </w:p>
-    <w:p>
-      <w:r>
-        <w:t>SELECT *</w:t>
-      </w:r>
-    </w:p>
-    <w:p>
-      <w:r>
-        <w:t>FROM sales_wf</w:t>
-      </w:r>
-    </w:p>
-    <w:p>
-      <w:r>
-        <w:t>ORDER BY order_date;</w:t>
-      </w:r>
-    </w:p>
-    <w:p>
-      <w:r>
-        <w:t>Notice these two:</w:t>
-      </w:r>
-    </w:p>
-    <w:p>
-      <w:r>
         <w:t>1014  Sneha  Table  2026-02-20  14000</w:t>
       </w:r>
     </w:p>
@@ -1319,7 +1333,6 @@
     </w:p>
     <w:p>
       <w:r>
-        <w:lastRenderedPageBreak/>
         <w:t>I intentionally added those so later we can practice:</w:t>
       </w:r>
     </w:p>
@@ -2728,7 +2741,6 @@
   <w:style w:type="character" w:default="1" w:styleId="DefaultParagraphFont">
     <w:name w:val="Default Paragraph Font"/>
     <w:uiPriority w:val="1"/>
-    <w:semiHidden/>
     <w:unhideWhenUsed/>
   </w:style>
   <w:style w:type="table" w:default="1" w:styleId="TableNormal">
